--- a/export/docx/docs/40_38_用户手册与运维手册.docx
+++ b/export/docx/docs/40_38_用户手册与运维手册.docx
@@ -277,7 +277,7 @@
         <w:pStyle w:val="Heading2"/>
       </w:pPr>
       <w:r>
-        <w:t>2. 十个视图怎么用</w:t>
+        <w:t>2. 十二个视图怎么用</w:t>
       </w:r>
     </w:p>
     <w:p>
@@ -1491,6 +1491,732 @@
     </w:p>
     <w:p>
       <w:pPr>
+        <w:pStyle w:val="Heading3"/>
+      </w:pPr>
+      <w:r>
+        <w:t>2.11 点检巡检 ⭐ 本轮新增</w:t>
+      </w:r>
+    </w:p>
+    <w:p>
+      <w:r>
+        <w:rPr>
+          <w:b w:val="0"/>
+        </w:rPr>
+        <w:t>按保养计划到期生成的点检任务。列表按「逾期 → 待执行 → 已完成」排序。</w:t>
+      </w:r>
+    </w:p>
+    <w:tbl>
+      <w:tblPr>
+        <w:tblStyle w:val="TableGrid"/>
+        <w:tblW w:type="auto" w:w="0"/>
+        <w:tblLook w:firstColumn="1" w:firstRow="1" w:lastColumn="0" w:lastRow="0" w:noHBand="0" w:noVBand="1" w:val="04A0"/>
+      </w:tblPr>
+      <w:tblGrid>
+        <w:gridCol w:w="4320"/>
+        <w:gridCol w:w="4320"/>
+      </w:tblGrid>
+      <w:tr>
+        <w:tc>
+          <w:tcPr>
+            <w:tcW w:type="dxa" w:w="4320"/>
+          </w:tcPr>
+          <w:p>
+            <w:r/>
+            <w:r>
+              <w:rPr>
+                <w:b/>
+                <w:sz w:val="18"/>
+              </w:rPr>
+              <w:t>列</w:t>
+            </w:r>
+          </w:p>
+        </w:tc>
+        <w:tc>
+          <w:tcPr>
+            <w:tcW w:type="dxa" w:w="4320"/>
+          </w:tcPr>
+          <w:p>
+            <w:r/>
+            <w:r>
+              <w:rPr>
+                <w:b/>
+                <w:sz w:val="18"/>
+              </w:rPr>
+              <w:t>含义</w:t>
+            </w:r>
+          </w:p>
+        </w:tc>
+      </w:tr>
+      <w:tr>
+        <w:tc>
+          <w:tcPr>
+            <w:tcW w:type="dxa" w:w="4320"/>
+          </w:tcPr>
+          <w:p>
+            <w:r/>
+            <w:r>
+              <w:rPr>
+                <w:sz w:val="18"/>
+              </w:rPr>
+              <w:t>任务号</w:t>
+            </w:r>
+          </w:p>
+        </w:tc>
+        <w:tc>
+          <w:tcPr>
+            <w:tcW w:type="dxa" w:w="4320"/>
+          </w:tcPr>
+          <w:p>
+            <w:r/>
+            <w:r>
+              <w:rPr>
+                <w:sz w:val="18"/>
+              </w:rPr>
+              <w:t>INS-YYYYMMDD-XXXXXX</w:t>
+            </w:r>
+          </w:p>
+        </w:tc>
+      </w:tr>
+      <w:tr>
+        <w:tc>
+          <w:tcPr>
+            <w:tcW w:type="dxa" w:w="4320"/>
+          </w:tcPr>
+          <w:p>
+            <w:r/>
+            <w:r>
+              <w:rPr>
+                <w:sz w:val="18"/>
+              </w:rPr>
+              <w:t>点检内容</w:t>
+            </w:r>
+          </w:p>
+        </w:tc>
+        <w:tc>
+          <w:tcPr>
+            <w:tcW w:type="dxa" w:w="4320"/>
+          </w:tcPr>
+          <w:p>
+            <w:r/>
+            <w:r>
+              <w:rPr>
+                <w:sz w:val="18"/>
+              </w:rPr>
+              <w:t>计划名 + 检查项数量</w:t>
+            </w:r>
+          </w:p>
+        </w:tc>
+      </w:tr>
+      <w:tr>
+        <w:tc>
+          <w:tcPr>
+            <w:tcW w:type="dxa" w:w="4320"/>
+          </w:tcPr>
+          <w:p>
+            <w:r/>
+            <w:r>
+              <w:rPr>
+                <w:sz w:val="18"/>
+              </w:rPr>
+              <w:t>剩余</w:t>
+            </w:r>
+          </w:p>
+        </w:tc>
+        <w:tc>
+          <w:tcPr>
+            <w:tcW w:type="dxa" w:w="4320"/>
+          </w:tcPr>
+          <w:p>
+            <w:r/>
+            <w:r>
+              <w:rPr>
+                <w:sz w:val="18"/>
+              </w:rPr>
+              <w:t>距到期小时数；逾期显示红色「逾期 Nh」</w:t>
+            </w:r>
+          </w:p>
+        </w:tc>
+      </w:tr>
+      <w:tr>
+        <w:tc>
+          <w:tcPr>
+            <w:tcW w:type="dxa" w:w="4320"/>
+          </w:tcPr>
+          <w:p>
+            <w:r/>
+            <w:r>
+              <w:rPr>
+                <w:sz w:val="18"/>
+              </w:rPr>
+              <w:t>结果</w:t>
+            </w:r>
+          </w:p>
+        </w:tc>
+        <w:tc>
+          <w:tcPr>
+            <w:tcW w:type="dxa" w:w="4320"/>
+          </w:tcPr>
+          <w:p>
+            <w:r/>
+            <w:r>
+              <w:rPr>
+                <w:sz w:val="18"/>
+              </w:rPr>
+              <w:t>已完成任务显示「全部正常」或「N 项异常」</w:t>
+            </w:r>
+          </w:p>
+        </w:tc>
+      </w:tr>
+    </w:tbl>
+    <w:p>
+      <w:r>
+        <w:rPr>
+          <w:b/>
+        </w:rPr>
+        <w:t>执行点检</w:t>
+      </w:r>
+      <w:r>
+        <w:rPr>
+          <w:b w:val="0"/>
+        </w:rPr>
+        <w:t>：点行尾「执行」→ 弹窗逐项填读数、选「正常/异常」→ 提交。</w:t>
+      </w:r>
+    </w:p>
+    <w:p>
+      <w:pPr>
+        <w:pStyle w:val="ListBullet"/>
+        <w:ind w:left="360"/>
+      </w:pPr>
+      <w:r>
+        <w:rPr>
+          <w:b w:val="0"/>
+        </w:rPr>
+        <w:t>有任一「异常」时提示「建议开异常工单」</w:t>
+      </w:r>
+    </w:p>
+    <w:p>
+      <w:pPr>
+        <w:pStyle w:val="ListBullet"/>
+        <w:ind w:left="360"/>
+      </w:pPr>
+      <w:r>
+        <w:rPr>
+          <w:b w:val="0"/>
+        </w:rPr>
+        <w:t>提交后该任务变「已完成」，并</w:t>
+      </w:r>
+      <w:r>
+        <w:rPr>
+          <w:b/>
+        </w:rPr>
+        <w:t>自动把保养计划的下次到期推进一个周期</w:t>
+      </w:r>
+    </w:p>
+    <w:p>
+      <w:pPr>
+        <w:pStyle w:val="ListBullet"/>
+        <w:ind w:left="360"/>
+      </w:pPr>
+      <w:r>
+        <w:rPr>
+          <w:b w:val="0"/>
+        </w:rPr>
+        <w:t>同一个任务不能重复提交（第二次返回「task already done」）</w:t>
+      </w:r>
+    </w:p>
+    <w:p>
+      <w:r>
+        <w:rPr>
+          <w:b/>
+        </w:rPr>
+        <w:t>生成任务</w:t>
+      </w:r>
+      <w:r>
+        <w:rPr>
+          <w:b w:val="0"/>
+        </w:rPr>
+        <w:t xml:space="preserve">：右上「按计划生成任务」按未来 3 天到期计划生成，默认上限 60 条。 需 </w:t>
+      </w:r>
+      <w:r>
+        <w:rPr>
+          <w:rFonts w:ascii="Consolas" w:hAnsi="Consolas"/>
+          <w:b w:val="0"/>
+          <w:color w:val="0B4F75"/>
+          <w:sz w:val="19"/>
+        </w:rPr>
+        <w:t>plan.edit</w:t>
+      </w:r>
+      <w:r>
+        <w:rPr>
+          <w:b w:val="0"/>
+        </w:rPr>
+        <w:t xml:space="preserve"> 权限（值班员点击会被拦）。</w:t>
+      </w:r>
+    </w:p>
+    <w:p>
+      <w:pPr>
+        <w:pStyle w:val="Heading3"/>
+      </w:pPr>
+      <w:r>
+        <w:t>2.12 保养计划 ⭐ 本轮新增</w:t>
+      </w:r>
+    </w:p>
+    <w:p>
+      <w:r>
+        <w:rPr>
+          <w:b w:val="0"/>
+        </w:rPr>
+        <w:t>1200 条计划，按设备关键度分级设周期：</w:t>
+      </w:r>
+    </w:p>
+    <w:tbl>
+      <w:tblPr>
+        <w:tblStyle w:val="TableGrid"/>
+        <w:tblW w:type="auto" w:w="0"/>
+        <w:tblLook w:firstColumn="1" w:firstRow="1" w:lastColumn="0" w:lastRow="0" w:noHBand="0" w:noVBand="1" w:val="04A0"/>
+      </w:tblPr>
+      <w:tblGrid>
+        <w:gridCol w:w="4320"/>
+        <w:gridCol w:w="4320"/>
+      </w:tblGrid>
+      <w:tr>
+        <w:tc>
+          <w:tcPr>
+            <w:tcW w:type="dxa" w:w="4320"/>
+          </w:tcPr>
+          <w:p>
+            <w:r/>
+            <w:r>
+              <w:rPr>
+                <w:b/>
+                <w:sz w:val="18"/>
+              </w:rPr>
+              <w:t>关键度</w:t>
+            </w:r>
+          </w:p>
+        </w:tc>
+        <w:tc>
+          <w:tcPr>
+            <w:tcW w:type="dxa" w:w="4320"/>
+          </w:tcPr>
+          <w:p>
+            <w:r/>
+            <w:r>
+              <w:rPr>
+                <w:b/>
+                <w:sz w:val="18"/>
+              </w:rPr>
+              <w:t>周期</w:t>
+            </w:r>
+          </w:p>
+        </w:tc>
+      </w:tr>
+      <w:tr>
+        <w:tc>
+          <w:tcPr>
+            <w:tcW w:type="dxa" w:w="4320"/>
+          </w:tcPr>
+          <w:p>
+            <w:r/>
+            <w:r>
+              <w:rPr>
+                <w:sz w:val="18"/>
+              </w:rPr>
+              <w:t>A 类</w:t>
+            </w:r>
+          </w:p>
+        </w:tc>
+        <w:tc>
+          <w:tcPr>
+            <w:tcW w:type="dxa" w:w="4320"/>
+          </w:tcPr>
+          <w:p>
+            <w:r/>
+            <w:r>
+              <w:rPr>
+                <w:sz w:val="18"/>
+              </w:rPr>
+              <w:t>7 天</w:t>
+            </w:r>
+          </w:p>
+        </w:tc>
+      </w:tr>
+      <w:tr>
+        <w:tc>
+          <w:tcPr>
+            <w:tcW w:type="dxa" w:w="4320"/>
+          </w:tcPr>
+          <w:p>
+            <w:r/>
+            <w:r>
+              <w:rPr>
+                <w:sz w:val="18"/>
+              </w:rPr>
+              <w:t>B 类</w:t>
+            </w:r>
+          </w:p>
+        </w:tc>
+        <w:tc>
+          <w:tcPr>
+            <w:tcW w:type="dxa" w:w="4320"/>
+          </w:tcPr>
+          <w:p>
+            <w:r/>
+            <w:r>
+              <w:rPr>
+                <w:sz w:val="18"/>
+              </w:rPr>
+              <w:t>14 天</w:t>
+            </w:r>
+          </w:p>
+        </w:tc>
+      </w:tr>
+      <w:tr>
+        <w:tc>
+          <w:tcPr>
+            <w:tcW w:type="dxa" w:w="4320"/>
+          </w:tcPr>
+          <w:p>
+            <w:r/>
+            <w:r>
+              <w:rPr>
+                <w:sz w:val="18"/>
+              </w:rPr>
+              <w:t>C 类</w:t>
+            </w:r>
+          </w:p>
+        </w:tc>
+        <w:tc>
+          <w:tcPr>
+            <w:tcW w:type="dxa" w:w="4320"/>
+          </w:tcPr>
+          <w:p>
+            <w:r/>
+            <w:r>
+              <w:rPr>
+                <w:sz w:val="18"/>
+              </w:rPr>
+              <w:t>30 天</w:t>
+            </w:r>
+          </w:p>
+        </w:tc>
+      </w:tr>
+    </w:tbl>
+    <w:p>
+      <w:pPr>
+        <w:pStyle w:val="ListBullet"/>
+        <w:ind w:left="360"/>
+      </w:pPr>
+      <w:r>
+        <w:rPr>
+          <w:b w:val="0"/>
+        </w:rPr>
+        <w:t>「已逾期」筛选看需重新排程的计划</w:t>
+      </w:r>
+    </w:p>
+    <w:p>
+      <w:pPr>
+        <w:pStyle w:val="ListBullet"/>
+        <w:ind w:left="360"/>
+      </w:pPr>
+      <w:r>
+        <w:rPr>
+          <w:b w:val="0"/>
+        </w:rPr>
+        <w:t>「7 天内到期」用于安排本周工作量</w:t>
+      </w:r>
+    </w:p>
+    <w:p>
+      <w:pPr>
+        <w:pStyle w:val="ListBullet"/>
+        <w:ind w:left="360"/>
+      </w:pPr>
+      <w:r>
+        <w:rPr>
+          <w:b w:val="0"/>
+        </w:rPr>
+        <w:t>点行尾「设备」跳设备 360</w:t>
+      </w:r>
+    </w:p>
+    <w:p>
+      <w:pPr>
+        <w:ind w:left="360"/>
+      </w:pPr>
+      <w:r>
+        <w:rPr>
+          <w:i/>
+          <w:color w:val="4A5158"/>
+        </w:rPr>
+        <w:t>口径提醒：KPI「计划总数」取汇总接口的真实值（1200）， 「当前展示 N 条」才是列表上限（300，按到期排序）。两者不同不是 bug。</w:t>
+      </w:r>
+    </w:p>
+    <w:p>
+      <w:pPr>
+        <w:pStyle w:val="Heading3"/>
+      </w:pPr>
+      <w:r>
+        <w:t>2.13 登录、角色与主题 ⭐ 本轮新增</w:t>
+      </w:r>
+    </w:p>
+    <w:p>
+      <w:r>
+        <w:rPr>
+          <w:b/>
+        </w:rPr>
+        <w:t>登录</w:t>
+      </w:r>
+      <w:r>
+        <w:rPr>
+          <w:b w:val="0"/>
+        </w:rPr>
+        <w:t>：右上「登录」→ 输入账号密码。登录后按钮显示「姓名 · 角色」，再点即登出。</w:t>
+      </w:r>
+    </w:p>
+    <w:tbl>
+      <w:tblPr>
+        <w:tblStyle w:val="TableGrid"/>
+        <w:tblW w:type="auto" w:w="0"/>
+        <w:tblLook w:firstColumn="1" w:firstRow="1" w:lastColumn="0" w:lastRow="0" w:noHBand="0" w:noVBand="1" w:val="04A0"/>
+      </w:tblPr>
+      <w:tblGrid>
+        <w:gridCol w:w="2880"/>
+        <w:gridCol w:w="2880"/>
+        <w:gridCol w:w="2880"/>
+      </w:tblGrid>
+      <w:tr>
+        <w:tc>
+          <w:tcPr>
+            <w:tcW w:type="dxa" w:w="2880"/>
+          </w:tcPr>
+          <w:p>
+            <w:r/>
+            <w:r>
+              <w:rPr>
+                <w:b/>
+                <w:sz w:val="18"/>
+              </w:rPr>
+              <w:t>账号</w:t>
+            </w:r>
+          </w:p>
+        </w:tc>
+        <w:tc>
+          <w:tcPr>
+            <w:tcW w:type="dxa" w:w="2880"/>
+          </w:tcPr>
+          <w:p>
+            <w:r/>
+            <w:r>
+              <w:rPr>
+                <w:b/>
+                <w:sz w:val="18"/>
+              </w:rPr>
+              <w:t>角色</w:t>
+            </w:r>
+          </w:p>
+        </w:tc>
+        <w:tc>
+          <w:tcPr>
+            <w:tcW w:type="dxa" w:w="2880"/>
+          </w:tcPr>
+          <w:p>
+            <w:r/>
+            <w:r>
+              <w:rPr>
+                <w:b/>
+                <w:sz w:val="18"/>
+              </w:rPr>
+              <w:t>能做</w:t>
+            </w:r>
+          </w:p>
+        </w:tc>
+      </w:tr>
+      <w:tr>
+        <w:tc>
+          <w:tcPr>
+            <w:tcW w:type="dxa" w:w="2880"/>
+          </w:tcPr>
+          <w:p>
+            <w:r/>
+            <w:r>
+              <w:rPr>
+                <w:sz w:val="18"/>
+              </w:rPr>
+              <w:t>admin / Admin@2026</w:t>
+            </w:r>
+          </w:p>
+        </w:tc>
+        <w:tc>
+          <w:tcPr>
+            <w:tcW w:type="dxa" w:w="2880"/>
+          </w:tcPr>
+          <w:p>
+            <w:r/>
+            <w:r>
+              <w:rPr>
+                <w:sz w:val="18"/>
+              </w:rPr>
+              <w:t>设备主管</w:t>
+            </w:r>
+          </w:p>
+        </w:tc>
+        <w:tc>
+          <w:tcPr>
+            <w:tcW w:type="dxa" w:w="2880"/>
+          </w:tcPr>
+          <w:p>
+            <w:r/>
+            <w:r>
+              <w:rPr>
+                <w:sz w:val="18"/>
+              </w:rPr>
+              <w:t>全部，含查用户</w:t>
+            </w:r>
+          </w:p>
+        </w:tc>
+      </w:tr>
+      <w:tr>
+        <w:tc>
+          <w:tcPr>
+            <w:tcW w:type="dxa" w:w="2880"/>
+          </w:tcPr>
+          <w:p>
+            <w:r/>
+            <w:r>
+              <w:rPr>
+                <w:sz w:val="18"/>
+              </w:rPr>
+              <w:t>sup_wang / Super@2026</w:t>
+            </w:r>
+          </w:p>
+        </w:tc>
+        <w:tc>
+          <w:tcPr>
+            <w:tcW w:type="dxa" w:w="2880"/>
+          </w:tcPr>
+          <w:p>
+            <w:r/>
+            <w:r>
+              <w:rPr>
+                <w:sz w:val="18"/>
+              </w:rPr>
+              <w:t>维修主管</w:t>
+            </w:r>
+          </w:p>
+        </w:tc>
+        <w:tc>
+          <w:tcPr>
+            <w:tcW w:type="dxa" w:w="2880"/>
+          </w:tcPr>
+          <w:p>
+            <w:r/>
+            <w:r>
+              <w:rPr>
+                <w:sz w:val="18"/>
+              </w:rPr>
+              <w:t>告警确认/升级、确认工单、编辑计划、执行点检</w:t>
+            </w:r>
+          </w:p>
+        </w:tc>
+      </w:tr>
+      <w:tr>
+        <w:tc>
+          <w:tcPr>
+            <w:tcW w:type="dxa" w:w="2880"/>
+          </w:tcPr>
+          <w:p>
+            <w:r/>
+            <w:r>
+              <w:rPr>
+                <w:sz w:val="18"/>
+              </w:rPr>
+              <w:t>op_li / Oper@2026</w:t>
+            </w:r>
+          </w:p>
+        </w:tc>
+        <w:tc>
+          <w:tcPr>
+            <w:tcW w:type="dxa" w:w="2880"/>
+          </w:tcPr>
+          <w:p>
+            <w:r/>
+            <w:r>
+              <w:rPr>
+                <w:sz w:val="18"/>
+              </w:rPr>
+              <w:t>值班员</w:t>
+            </w:r>
+          </w:p>
+        </w:tc>
+        <w:tc>
+          <w:tcPr>
+            <w:tcW w:type="dxa" w:w="2880"/>
+          </w:tcPr>
+          <w:p>
+            <w:r/>
+            <w:r>
+              <w:rPr>
+                <w:sz w:val="18"/>
+              </w:rPr>
+              <w:t>查看、告警确认、执行点检</w:t>
+            </w:r>
+          </w:p>
+        </w:tc>
+      </w:tr>
+    </w:tbl>
+    <w:p>
+      <w:r>
+        <w:rPr>
+          <w:b w:val="0"/>
+        </w:rPr>
+        <w:t xml:space="preserve">未登录时页面可用（后端兼容模式），但写操作会提示"需登录/无权限"。 上线前把 </w:t>
+      </w:r>
+      <w:r>
+        <w:rPr>
+          <w:rFonts w:ascii="Consolas" w:hAnsi="Consolas"/>
+          <w:b w:val="0"/>
+          <w:color w:val="0B4F75"/>
+          <w:sz w:val="19"/>
+        </w:rPr>
+        <w:t>PDM_AUTH_REQUIRED</w:t>
+      </w:r>
+      <w:r>
+        <w:rPr>
+          <w:b w:val="0"/>
+        </w:rPr>
+        <w:t xml:space="preserve"> 设为 </w:t>
+      </w:r>
+      <w:r>
+        <w:rPr>
+          <w:rFonts w:ascii="Consolas" w:hAnsi="Consolas"/>
+          <w:b w:val="0"/>
+          <w:color w:val="0B4F75"/>
+          <w:sz w:val="19"/>
+        </w:rPr>
+        <w:t>1</w:t>
+      </w:r>
+      <w:r>
+        <w:rPr>
+          <w:b w:val="0"/>
+        </w:rPr>
+        <w:t xml:space="preserve"> 强制校验。</w:t>
+      </w:r>
+    </w:p>
+    <w:p>
+      <w:r>
+        <w:rPr>
+          <w:b/>
+        </w:rPr>
+        <w:t>主题</w:t>
+      </w:r>
+      <w:r>
+        <w:rPr>
+          <w:b w:val="0"/>
+        </w:rPr>
+        <w:t>：顶部太阳/月亮按钮切换深浅色，选择记在浏览器本地，刷新后保持。 管理台 12 个视图与所有图表都跟随主题（图表色走 CSS 变量）。</w:t>
+      </w:r>
+    </w:p>
+    <w:p>
+      <w:pPr>
         <w:pStyle w:val="Heading2"/>
       </w:pPr>
       <w:r>
@@ -1584,6 +2310,35 @@
       </w:pPr>
       <w:r>
         <w:t>4. 日常巡检</w:t>
+      </w:r>
+    </w:p>
+    <w:p>
+      <w:pPr>
+        <w:pStyle w:val="Heading3"/>
+      </w:pPr>
+      <w:r>
+        <w:t>4.0 一条命令巡检</w:t>
+      </w:r>
+    </w:p>
+    <w:p>
+      <w:pPr>
+        <w:ind w:left="240"/>
+      </w:pPr>
+      <w:r>
+        <w:rPr>
+          <w:rFonts w:ascii="Consolas" w:hAnsi="Consolas"/>
+          <w:color w:val="24292F"/>
+          <w:sz w:val="17"/>
+        </w:rPr>
+        <w:t>cd impl &amp;&amp; python tools/health_check.py</w:t>
+      </w:r>
+    </w:p>
+    <w:p>
+      <w:r>
+        <w:rPr>
+          <w:b w:val="0"/>
+        </w:rPr>
+        <w:t>9 项：服务健康 / 鉴权 / 数据规模 / Pulsar / 集成 Outbox / Egress 放行 / Ingress 端口 / CPU 配额 / CronJob 状态。有告警退出码非 0。</w:t>
       </w:r>
     </w:p>
     <w:p>

--- a/export/docx/docs/40_38_用户手册与运维手册.docx
+++ b/export/docx/docs/40_38_用户手册与运维手册.docx
@@ -269,7 +269,7 @@
           <w:color w:val="0B4F75"/>
           <w:sz w:val="19"/>
         </w:rPr>
-        <w:t>Diting2026!</w:t>
+        <w:t>3r5P-ygrg-WAcK-W0yB-Vz1q</w:t>
       </w:r>
     </w:p>
     <w:p>
@@ -277,7 +277,7 @@
         <w:pStyle w:val="Heading2"/>
       </w:pPr>
       <w:r>
-        <w:t>2. 十二个视图怎么用</w:t>
+        <w:t>2. 十六个视图怎么用</w:t>
       </w:r>
     </w:p>
     <w:p>
@@ -1955,7 +1955,224 @@
         <w:pStyle w:val="Heading3"/>
       </w:pPr>
       <w:r>
-        <w:t>2.13 登录、角色与主题 ⭐ 本轮新增</w:t>
+        <w:t>2.13 备件管理 ⭐ 新增</w:t>
+      </w:r>
+    </w:p>
+    <w:p>
+      <w:r>
+        <w:rPr>
+          <w:b w:val="0"/>
+        </w:rPr>
+        <w:t>库存按"单价 × 库存"计金额，低于安全库存的行标红并计入「低库存」KPI。</w:t>
+      </w:r>
+    </w:p>
+    <w:p>
+      <w:pPr>
+        <w:pStyle w:val="ListBullet"/>
+        <w:ind w:left="360"/>
+      </w:pPr>
+      <w:r>
+        <w:rPr>
+          <w:b w:val="0"/>
+        </w:rPr>
+        <w:t xml:space="preserve">「领用 1」：扣减 1 件并生成领用记录（需 </w:t>
+      </w:r>
+      <w:r>
+        <w:rPr>
+          <w:rFonts w:ascii="Consolas" w:hAnsi="Consolas"/>
+          <w:b w:val="0"/>
+          <w:sz w:val="19"/>
+        </w:rPr>
+        <w:t>card.confirm</w:t>
+      </w:r>
+      <w:r>
+        <w:rPr>
+          <w:b w:val="0"/>
+        </w:rPr>
+        <w:t>）</w:t>
+      </w:r>
+    </w:p>
+    <w:p>
+      <w:pPr>
+        <w:pStyle w:val="ListBullet"/>
+        <w:ind w:left="360"/>
+      </w:pPr>
+      <w:r>
+        <w:rPr>
+          <w:b w:val="0"/>
+        </w:rPr>
+        <w:t xml:space="preserve">「入库 10」：增加 10 件并生成入库记录（需 </w:t>
+      </w:r>
+      <w:r>
+        <w:rPr>
+          <w:rFonts w:ascii="Consolas" w:hAnsi="Consolas"/>
+          <w:b w:val="0"/>
+          <w:sz w:val="19"/>
+        </w:rPr>
+        <w:t>plan.edit</w:t>
+      </w:r>
+      <w:r>
+        <w:rPr>
+          <w:b w:val="0"/>
+        </w:rPr>
+        <w:t>）</w:t>
+      </w:r>
+    </w:p>
+    <w:p>
+      <w:pPr>
+        <w:pStyle w:val="ListBullet"/>
+        <w:ind w:left="360"/>
+      </w:pPr>
+      <w:r>
+        <w:rPr>
+          <w:b w:val="0"/>
+        </w:rPr>
+        <w:t>库存不允许为负：超领会被拒绝并提示当前库存</w:t>
+      </w:r>
+    </w:p>
+    <w:p>
+      <w:pPr>
+        <w:pStyle w:val="Heading3"/>
+      </w:pPr>
+      <w:r>
+        <w:t>2.14 知识库 ⭐ 新增</w:t>
+      </w:r>
+    </w:p>
+    <w:p>
+      <w:r>
+        <w:rPr>
+          <w:b w:val="0"/>
+        </w:rPr>
+        <w:t>故障处置经验沉淀。可按</w:t>
+      </w:r>
+      <w:r>
+        <w:rPr>
+          <w:b/>
+        </w:rPr>
+        <w:t>标题 / 根因 / 标签 / 设备号</w:t>
+      </w:r>
+      <w:r>
+        <w:rPr>
+          <w:b w:val="0"/>
+        </w:rPr>
+        <w:t xml:space="preserve">检索， </w:t>
+      </w:r>
+      <w:r>
+        <w:rPr>
+          <w:rFonts w:ascii="Consolas" w:hAnsi="Consolas"/>
+          <w:b w:val="0"/>
+          <w:color w:val="0B4F75"/>
+          <w:sz w:val="19"/>
+        </w:rPr>
+        <w:t>来源</w:t>
+      </w:r>
+      <w:r>
+        <w:rPr>
+          <w:b w:val="0"/>
+        </w:rPr>
+        <w:t xml:space="preserve"> 区分「诊断沉淀」与「人工录入」。点「新增案例」录入经验。</w:t>
+      </w:r>
+    </w:p>
+    <w:p>
+      <w:pPr>
+        <w:pStyle w:val="Heading3"/>
+      </w:pPr>
+      <w:r>
+        <w:t>2.15 工单执行 ⭐ 新增</w:t>
+      </w:r>
+    </w:p>
+    <w:p>
+      <w:r>
+        <w:rPr>
+          <w:b w:val="0"/>
+        </w:rPr>
+        <w:t>方案卡确认后的执行跟踪：</w:t>
+      </w:r>
+      <w:r>
+        <w:rPr>
+          <w:b/>
+        </w:rPr>
+        <w:t>派工 → 开始执行 → 执行完成 → 验收 → 关闭</w:t>
+      </w:r>
+      <w:r>
+        <w:rPr>
+          <w:b w:val="0"/>
+        </w:rPr>
+        <w:t>。</w:t>
+      </w:r>
+    </w:p>
+    <w:p>
+      <w:r>
+        <w:rPr>
+          <w:b w:val="0"/>
+        </w:rPr>
+        <w:t>填方案卡号 + 动作 + 可选实际成本 + 备注即可记录，下方流水按时间倒序展示。 「已关闭」计数即闭环完成的工单数。</w:t>
+      </w:r>
+    </w:p>
+    <w:p>
+      <w:pPr>
+        <w:pStyle w:val="Heading3"/>
+      </w:pPr>
+      <w:r>
+        <w:t>2.16 告警规则 ⭐ 新增</w:t>
+      </w:r>
+    </w:p>
+    <w:p>
+      <w:r>
+        <w:rPr>
+          <w:b w:val="0"/>
+        </w:rPr>
+        <w:t>告警阈值不再硬编码。可改</w:t>
+      </w:r>
+      <w:r>
+        <w:rPr>
+          <w:b/>
+        </w:rPr>
+        <w:t>阈值 / 等级 / SLA</w:t>
+      </w:r>
+      <w:r>
+        <w:rPr>
+          <w:b w:val="0"/>
+        </w:rPr>
+        <w:t>，保存后下一轮告警同步即生效 （</w:t>
+      </w:r>
+      <w:r>
+        <w:rPr>
+          <w:rFonts w:ascii="Consolas" w:hAnsi="Consolas"/>
+          <w:b w:val="0"/>
+          <w:color w:val="0B4F75"/>
+          <w:sz w:val="19"/>
+        </w:rPr>
+        <w:t>alert-sync</w:t>
+      </w:r>
+      <w:r>
+        <w:rPr>
+          <w:b w:val="0"/>
+        </w:rPr>
+        <w:t xml:space="preserve"> 每 10 分钟跑一次）。修改需 </w:t>
+      </w:r>
+      <w:r>
+        <w:rPr>
+          <w:rFonts w:ascii="Consolas" w:hAnsi="Consolas"/>
+          <w:b w:val="0"/>
+          <w:color w:val="0B4F75"/>
+          <w:sz w:val="19"/>
+        </w:rPr>
+        <w:t>plan.approve</w:t>
+      </w:r>
+      <w:r>
+        <w:rPr>
+          <w:b w:val="0"/>
+        </w:rPr>
+        <w:t xml:space="preserve"> 权限（设备主管）。</w:t>
+      </w:r>
+    </w:p>
+    <w:p>
+      <w:pPr>
+        <w:pStyle w:val="Heading3"/>
+      </w:pPr>
+      <w:r>
+        <w:t>2.17 登录、角色与主题 ⭐ 本轮新增</w:t>
       </w:r>
     </w:p>
     <w:p>
@@ -2393,7 +2610,7 @@
         <w:br/>
         <w:t>for p in dashboard screen console; do</w:t>
         <w:br/>
-        <w:t xml:space="preserve">  curl -s -o /dev/null -w "$p %{http_code}\n" -u 'pdmadmin:Diting2026!' \</w:t>
+        <w:t xml:space="preserve">  curl -s -o /dev/null -w "$p %{http_code}\n" -u 'pdmadmin:3r5P-ygrg-WAcK-W0yB-Vz1q' \</w:t>
         <w:br/>
         <w:t xml:space="preserve">    "http://10.167.2.175:32231/pdm-api/$p" \</w:t>
         <w:br/>
@@ -4042,7 +4259,7 @@
               <w:rPr>
                 <w:sz w:val="18"/>
               </w:rPr>
-              <w:t>用 pdmadmin / Diting2026!</w:t>
+              <w:t>用 pdmadmin / 3r5P-ygrg-WAcK-W0yB-Vz1q</w:t>
             </w:r>
           </w:p>
         </w:tc>

--- a/export/docx/docs/40_38_用户手册与运维手册.docx
+++ b/export/docx/docs/40_38_用户手册与运维手册.docx
@@ -621,6 +621,194 @@
           <w:color w:val="4A5158"/>
         </w:rPr>
         <w:t>SLA 剩余时间为负会显示「超时 X.Xh」并标红。左侧导航告警图标出现红点表示有待处置。</w:t>
+      </w:r>
+    </w:p>
+    <w:p>
+      <w:r>
+        <w:rPr>
+          <w:b/>
+        </w:rPr>
+        <w:t>两个口径要点</w:t>
+      </w:r>
+      <w:r>
+        <w:rPr>
+          <w:b w:val="0"/>
+        </w:rPr>
+        <w:t>（避免误判为 bug）：</w:t>
+      </w:r>
+    </w:p>
+    <w:tbl>
+      <w:tblPr>
+        <w:tblStyle w:val="TableGrid"/>
+        <w:tblW w:type="auto" w:w="0"/>
+        <w:tblLook w:firstColumn="1" w:firstRow="1" w:lastColumn="0" w:lastRow="0" w:noHBand="0" w:noVBand="1" w:val="04A0"/>
+      </w:tblPr>
+      <w:tblGrid>
+        <w:gridCol w:w="4320"/>
+        <w:gridCol w:w="4320"/>
+      </w:tblGrid>
+      <w:tr>
+        <w:tc>
+          <w:tcPr>
+            <w:tcW w:type="dxa" w:w="4320"/>
+          </w:tcPr>
+          <w:p>
+            <w:r/>
+            <w:r>
+              <w:rPr>
+                <w:b/>
+                <w:sz w:val="18"/>
+              </w:rPr>
+              <w:t>现象</w:t>
+            </w:r>
+          </w:p>
+        </w:tc>
+        <w:tc>
+          <w:tcPr>
+            <w:tcW w:type="dxa" w:w="4320"/>
+          </w:tcPr>
+          <w:p>
+            <w:r/>
+            <w:r>
+              <w:rPr>
+                <w:b/>
+                <w:sz w:val="18"/>
+              </w:rPr>
+              <w:t>说明</w:t>
+            </w:r>
+          </w:p>
+        </w:tc>
+      </w:tr>
+      <w:tr>
+        <w:tc>
+          <w:tcPr>
+            <w:tcW w:type="dxa" w:w="4320"/>
+          </w:tcPr>
+          <w:p>
+            <w:r/>
+            <w:r>
+              <w:rPr>
+                <w:sz w:val="18"/>
+              </w:rPr>
+              <w:t>KPI 数字比列表条数大</w:t>
+            </w:r>
+          </w:p>
+        </w:tc>
+        <w:tc>
+          <w:tcPr>
+            <w:tcW w:type="dxa" w:w="4320"/>
+          </w:tcPr>
+          <w:p>
+            <w:r/>
+            <w:r>
+              <w:rPr>
+                <w:sz w:val="18"/>
+              </w:rPr>
+              <w:t>KPI 是全量聚合（SQL 统计），列表只显示前 200 条窗口</w:t>
+            </w:r>
+          </w:p>
+        </w:tc>
+      </w:tr>
+      <w:tr>
+        <w:tc>
+          <w:tcPr>
+            <w:tcW w:type="dxa" w:w="4320"/>
+          </w:tcPr>
+          <w:p>
+            <w:r/>
+            <w:r>
+              <w:rPr>
+                <w:sz w:val="18"/>
+              </w:rPr>
+              <w:t>列表里已关闭的排在最后</w:t>
+            </w:r>
+          </w:p>
+        </w:tc>
+        <w:tc>
+          <w:tcPr>
+            <w:tcW w:type="dxa" w:w="4320"/>
+          </w:tcPr>
+          <w:p>
+            <w:r/>
+            <w:r>
+              <w:rPr>
+                <w:sz w:val="18"/>
+              </w:rPr>
+              <w:t>排序是「可处置优先」：待处置 → 已确认 → 已升级 → 已关闭，同级按时间倒序</w:t>
+            </w:r>
+          </w:p>
+        </w:tc>
+      </w:tr>
+    </w:tbl>
+    <w:p>
+      <w:pPr>
+        <w:ind w:left="360"/>
+      </w:pPr>
+      <w:r>
+        <w:rPr>
+          <w:i/>
+          <w:color w:val="4A5158"/>
+        </w:rPr>
+        <w:t>早期版本按时间倒序取 200 条，结果窗口被 200 条「自动收敛」的已关闭告警占满， KPI 全 0、值班员看不到任何待处置项。已修复并加了 4 条回归断言。</w:t>
+      </w:r>
+    </w:p>
+    <w:p>
+      <w:r>
+        <w:rPr>
+          <w:b/>
+        </w:rPr>
+        <w:t>告警是怎么产生的</w:t>
+      </w:r>
+      <w:r>
+        <w:rPr>
+          <w:b w:val="0"/>
+        </w:rPr>
+        <w:t>：</w:t>
+      </w:r>
+      <w:r>
+        <w:rPr>
+          <w:rFonts w:ascii="Consolas" w:hAnsi="Consolas"/>
+          <w:b w:val="0"/>
+          <w:color w:val="0B4F75"/>
+          <w:sz w:val="19"/>
+        </w:rPr>
+        <w:t>alert-sync</w:t>
+      </w:r>
+      <w:r>
+        <w:rPr>
+          <w:b w:val="0"/>
+        </w:rPr>
+        <w:t xml:space="preserve"> CronJob 每 10 分钟按 </w:t>
+      </w:r>
+      <w:r>
+        <w:rPr>
+          <w:rFonts w:ascii="Consolas" w:hAnsi="Consolas"/>
+          <w:b w:val="0"/>
+          <w:color w:val="0B4F75"/>
+          <w:sz w:val="19"/>
+        </w:rPr>
+        <w:t>alert_rule</w:t>
+      </w:r>
+      <w:r>
+        <w:rPr>
+          <w:b w:val="0"/>
+        </w:rPr>
+        <w:t xml:space="preserve"> 表扫描健康状态， 命中规则即建单（幂等：同设备同规则未关闭时不重复建）。阈值可在「告警规则」页改。 当同一设备出现更严重等级的告警时，较低等级的未关闭告警会被自动关闭， 关闭人记为 </w:t>
+      </w:r>
+      <w:r>
+        <w:rPr>
+          <w:rFonts w:ascii="Consolas" w:hAnsi="Consolas"/>
+          <w:b w:val="0"/>
+          <w:color w:val="0B4F75"/>
+          <w:sz w:val="19"/>
+        </w:rPr>
+        <w:t>auto-superseded</w:t>
+      </w:r>
+      <w:r>
+        <w:rPr>
+          <w:b w:val="0"/>
+        </w:rPr>
+        <w:t>（被 XX 规则取代）。</w:t>
       </w:r>
     </w:p>
     <w:p>
